--- a/LLDD/word/LLDD-Main-Index-Phase4-4-3-SBP-Operating-Management.docx
+++ b/LLDD/word/LLDD-Main-Index-Phase4-4-3-SBP-Operating-Management.docx
@@ -2159,7 +2159,7 @@
                 <w:rFonts w:ascii="Arial" w:hAnsi="Arial" w:eastAsia="Arial" w:cs="Tahoma"/>
                 <w:sz w:val="18"/>
               </w:rPr>
-              <w:t>Aphiwit &lt;Bank&gt; Khammoon</w:t>
+              <w:t>Peerakorn &lt;Pete&gt; Sakunkaewphithak</w:t>
             </w:r>
           </w:p>
         </w:tc>
@@ -2314,7 +2314,7 @@
                 <w:rFonts w:ascii="Arial" w:hAnsi="Arial" w:eastAsia="Arial" w:cs="Tahoma"/>
                 <w:sz w:val="18"/>
               </w:rPr>
-              <w:t>Aphiwit &lt;Bank&gt; Khammoon</w:t>
+              <w:t>Tunyatorn &lt;Vava&gt; Kiatkongphongsa</w:t>
             </w:r>
           </w:p>
         </w:tc>
@@ -2624,7 +2624,7 @@
                 <w:rFonts w:ascii="Arial" w:hAnsi="Arial" w:eastAsia="Arial" w:cs="Tahoma"/>
                 <w:sz w:val="18"/>
               </w:rPr>
-              <w:t>Aphiwit &lt;Bank&gt; Khammoon</w:t>
+              <w:t>Peerakorn &lt;Pete&gt; Sakunkaewphithak</w:t>
             </w:r>
           </w:p>
         </w:tc>
@@ -4189,14 +4189,14 @@
                 <w:b/>
                 <w:sz w:val="18"/>
               </w:rPr>
-              <w:t>19</w:t>
-            </w:r>
-            <w:r>
-              <w:rPr>
-                <w:rFonts w:ascii="Arial" w:hAnsi="Arial" w:eastAsia="Arial" w:cs="Tahoma"/>
-                <w:sz w:val="18"/>
-              </w:rPr>
-              <w:t xml:space="preserve"> (impl 14 + test 5)</w:t>
+              <w:t>11</w:t>
+            </w:r>
+            <w:r>
+              <w:rPr>
+                <w:rFonts w:ascii="Arial" w:hAnsi="Arial" w:eastAsia="Arial" w:cs="Tahoma"/>
+                <w:sz w:val="18"/>
+              </w:rPr>
+              <w:t xml:space="preserve"> (impl 8 + test 3)</w:t>
             </w:r>
           </w:p>
         </w:tc>
@@ -4294,13 +4294,99 @@
         <w:keepNext w:val="0"/>
       </w:pPr>
       <w:r>
-        <w:t xml:space="preserve">แผนนี้รวม owner ตามบุคคล (ปรับ 2026-08-07): ทีม 6 คนเหลือ FE 2 คนและ BE 4 คน โดย Peerakorn ย้ายจากสาย FE ไปสาย BE · Aphiwit เป็นเจ้าของ Database Structure + Data Migration/Cutover และ Job 2, 3, 4, 6, 8 · Peerakorn รับ Job 5, 7, 9, 10 · Tunyatorn รับ Job 8b เพราะเป็น job เดียวที่เรียก workflow engine และถือ Workflow Engine Definition อยู่แล้ว ชั่วโมงคิดที่ 5 วันต่อสัปดาห์และ 6 ชั่วโมงต่อวัน (30 ชั่วโมงต่อสัปดาห์) · ตัวเลขในตารางเป็นค่าประเมินตรง ๆ </w:t>
+        <w:t xml:space="preserve">แผนนี้รวม owner ตามบุคคล (ล่าสุด 2026-09-02 — </w:t>
       </w:r>
       <w:r>
         <w:rPr>
           <w:b/>
         </w:rPr>
-        <w:t>ไม่มีส่วนเผื่อ (buffer)</w:t>
+        <w:t>batch job ทั้งหมดรวมที่คนเดียว</w:t>
+      </w:r>
+      <w:r>
+        <w:t xml:space="preserve">): ทีม 6 คน แบ่งเป็น FE 2 คน BE 4 คน · Peerakorn ย้ายจากสาย FE ไปสาย BE ตั้งแต่ 2026-08-07 · </w:t>
+      </w:r>
+      <w:r>
+        <w:rPr>
+          <w:b/>
+        </w:rPr>
+        <w:t>Bank</w:t>
+      </w:r>
+      <w:r>
+        <w:t xml:space="preserve"> ถือ </w:t>
+      </w:r>
+      <w:r>
+        <w:rPr>
+          <w:b/>
+        </w:rPr>
+        <w:t>batch job ทั้ง 12 ฉบับ</w:t>
+      </w:r>
+      <w:r>
+        <w:t xml:space="preserve"> (Job 2, 3, 4, 5, 6, 7, 8, 9, 10, 11, 12, 8b) 211 ชม. · Vava 145 ชม. · Pete 139 ชม. · lin 123 ชม. · But 108 ชม. · New 103 ชม. · เอกสารฝั่ง Database Structure / Data Migration / Workflow Engine Definition </w:t>
+      </w:r>
+      <w:r>
+        <w:rPr>
+          <w:b/>
+        </w:rPr>
+        <w:t>ไม่ได้อยู่กับ Bank แล้ว</w:t>
+      </w:r>
+      <w:r>
+        <w:t xml:space="preserve"> — ย้ายไปกับเจ้าของสายนั้น ๆ</w:t>
+      </w:r>
+    </w:p>
+    <w:p>
+      <w:r>
+        <w:rPr>
+          <w:b/>
+        </w:rPr>
+        <w:t>กติกาเวลาทำงาน:</w:t>
+      </w:r>
+      <w:r>
+        <w:t xml:space="preserve"> 1 สัปดาห์ = 5 วัน · 1 วัน = 8.5 ชม. (</w:t>
+      </w:r>
+      <w:r>
+        <w:rPr>
+          <w:b/>
+        </w:rPr>
+        <w:t>42.5 ชม./สัปดาห์</w:t>
+      </w:r>
+      <w:r>
+        <w:t xml:space="preserve">) · กรอบส่งมอบ 4 สัปดาห์ = </w:t>
+      </w:r>
+      <w:r>
+        <w:rPr>
+          <w:b/>
+        </w:rPr>
+        <w:t>170 ชม./คน</w:t>
+      </w:r>
+      <w:r>
+        <w:t xml:space="preserve"> (ทีม 6 คน = 1020 ชม. เทียบงานจริง 829 ชม.) · 🔴 </w:t>
+      </w:r>
+      <w:r>
+        <w:rPr>
+          <w:b/>
+        </w:rPr>
+        <w:t>ยังไม่ลงกรอบ:</w:t>
+      </w:r>
+      <w:r>
+        <w:t xml:space="preserve"> </w:t>
+      </w:r>
+      <w:r>
+        <w:rPr>
+          <w:b/>
+        </w:rPr>
+        <w:t>Bank 211 ชม. = 5.0 สัปดาห์</w:t>
+      </w:r>
+      <w:r>
+        <w:t xml:space="preserve"> (เกินกรอบ 41 ชม.) — ต้องกระจาย batch job ออกไปหรือเลื่อนกำหนดส่ง (ข้อค้างใน </w:t>
+      </w:r>
+      <w:r>
+        <w:rPr>
+          <w:color w:val="8A3324"/>
+        </w:rPr>
+        <w:t>DECISIONS รอตัดสินใจ</w:t>
+      </w:r>
+      <w:r>
+        <w:t>) · ประโยคที่บอกว่า "ย้ายงานแล้วจบใน 4 สัปดาห์" ยังไม่เป็นจริงตามตัวเลขนี้</w:t>
       </w:r>
     </w:p>
     <w:tbl>
@@ -4743,7 +4829,7 @@
                 <w:rFonts w:ascii="Arial" w:hAnsi="Arial" w:eastAsia="Arial" w:cs="Tahoma"/>
                 <w:sz w:val="18"/>
               </w:rPr>
-              <w:t>BE เอกสาร/สัญญากลางของ SGI เอง: Common Contracts -&gt; List/Search -&gt; Create/Update -&gt; Detail Aggregate -&gt; Job 8 -&gt; Job 8b (ตัวเรียก initializeWorkflow ของ flow แรก)</w:t>
+              <w:t>BE เอกสาร/สัญญากลางของ SGI เอง: Common Contracts -&gt; List/Search -&gt; Create/Update -&gt; Detail Aggregate (ทุก job ย้ายไป Aphiwit แล้วตามมติ 2026-09-02)</w:t>
             </w:r>
           </w:p>
         </w:tc>
@@ -4824,14 +4910,14 @@
                 <w:b/>
                 <w:sz w:val="18"/>
               </w:rPr>
-              <w:t>102</w:t>
-            </w:r>
-            <w:r>
-              <w:rPr>
-                <w:rFonts w:ascii="Arial" w:hAnsi="Arial" w:eastAsia="Arial" w:cs="Tahoma"/>
-                <w:sz w:val="18"/>
-              </w:rPr>
-              <w:t xml:space="preserve"> (impl 82 + test 20)</w:t>
+              <w:t>145</w:t>
+            </w:r>
+            <w:r>
+              <w:rPr>
+                <w:rFonts w:ascii="Arial" w:hAnsi="Arial" w:eastAsia="Arial" w:cs="Tahoma"/>
+                <w:sz w:val="18"/>
+              </w:rPr>
+              <w:t xml:space="preserve"> (impl 125 + test 20)</w:t>
             </w:r>
           </w:p>
         </w:tc>
@@ -4871,7 +4957,7 @@
                 <w:rFonts w:ascii="Arial" w:hAnsi="Arial" w:eastAsia="Arial" w:cs="Tahoma"/>
                 <w:sz w:val="18"/>
               </w:rPr>
-              <w:t>: Integration with SBP Platform -&gt; Workflow Instances (initializeWorkflow) -&gt; Workflow Actions (eventWorkflow = trigger event) -&gt; Lookup -&gt; Job 4, 6</w:t>
+              <w:t>: Integration with SBP Platform -&gt; Workflow Instances (initializeWorkflow) -&gt; Workflow Actions (eventWorkflow = trigger event) -&gt; Lookup</w:t>
             </w:r>
           </w:p>
         </w:tc>
@@ -4952,14 +5038,14 @@
                 <w:b/>
                 <w:sz w:val="18"/>
               </w:rPr>
-              <w:t>92</w:t>
-            </w:r>
-            <w:r>
-              <w:rPr>
-                <w:rFonts w:ascii="Arial" w:hAnsi="Arial" w:eastAsia="Arial" w:cs="Tahoma"/>
-                <w:sz w:val="18"/>
-              </w:rPr>
-              <w:t xml:space="preserve"> (impl 70 + test 22)</w:t>
+              <w:t>139</w:t>
+            </w:r>
+            <w:r>
+              <w:rPr>
+                <w:rFonts w:ascii="Arial" w:hAnsi="Arial" w:eastAsia="Arial" w:cs="Tahoma"/>
+                <w:sz w:val="18"/>
+              </w:rPr>
+              <w:t xml:space="preserve"> (impl 119 + test 20)</w:t>
             </w:r>
           </w:p>
         </w:tc>
@@ -4984,7 +5070,7 @@
                 <w:rFonts w:ascii="Arial" w:hAnsi="Arial" w:eastAsia="Arial" w:cs="Tahoma"/>
                 <w:sz w:val="18"/>
               </w:rPr>
-              <w:t>BE support/interface (ย้ายจากสาย FE 2026-08-07): Batch/Email -&gt; Attachment/Sales/Timeline -&gt; Report and Master Data -&gt; Job 5, 7, 9, 10</w:t>
+              <w:t>BE support/interface (ย้ายจากสาย FE 2026-08-07): Batch/Email -&gt; Attachment/Sales/Timeline -&gt; Report and Master Data</w:t>
             </w:r>
           </w:p>
         </w:tc>
@@ -5065,14 +5151,14 @@
                 <w:b/>
                 <w:sz w:val="18"/>
               </w:rPr>
-              <w:t>296</w:t>
-            </w:r>
-            <w:r>
-              <w:rPr>
-                <w:rFonts w:ascii="Arial" w:hAnsi="Arial" w:eastAsia="Arial" w:cs="Tahoma"/>
-                <w:sz w:val="18"/>
-              </w:rPr>
-              <w:t xml:space="preserve"> (impl 247 + test 49)</w:t>
+              <w:t>211</w:t>
+            </w:r>
+            <w:r>
+              <w:rPr>
+                <w:rFonts w:ascii="Arial" w:hAnsi="Arial" w:eastAsia="Arial" w:cs="Tahoma"/>
+                <w:sz w:val="18"/>
+              </w:rPr>
+              <w:t xml:space="preserve"> (impl 159 + test 52)</w:t>
             </w:r>
           </w:p>
         </w:tc>
@@ -5095,24 +5181,62 @@
             <w:r>
               <w:rPr>
                 <w:rFonts w:ascii="Arial" w:hAnsi="Arial" w:eastAsia="Arial" w:cs="Tahoma"/>
-                <w:sz w:val="18"/>
-              </w:rPr>
-              <w:t xml:space="preserve">Migration DB + นิยาม workflow (มติ 2026-08-25): Database Structure -&gt; Data Migration/Cutover (ORA FCS_FRN ฝั่ง Java + MSSQL CPA_FRN_FGI ฝั่ง K2) -&gt; Workflow Engine Definition (สร้างข้อมูลใน DB ว่ามีกี่ step แต่ละ step ทำอะไร) -&gt; Job 2, 3 (นำเข้า ALLMAP · สายข้อมูลเดียวกัน) · </w:t>
-            </w:r>
-            <w:r>
-              <w:rPr>
-                <w:rFonts w:ascii="Arial" w:hAnsi="Arial" w:eastAsia="Arial" w:cs="Tahoma"/>
                 <w:b/>
                 <w:sz w:val="18"/>
               </w:rPr>
-              <w:t>ไม่รวม initializeWorkflow และ trigger event</w:t>
-            </w:r>
-            <w:r>
-              <w:rPr>
-                <w:rFonts w:ascii="Arial" w:hAnsi="Arial" w:eastAsia="Arial" w:cs="Tahoma"/>
-                <w:sz w:val="18"/>
-              </w:rPr>
-              <w:t xml:space="preserve"> ซึ่งเป็นของ BE คนอื่น</w:t>
+              <w:t>batch job ทั้งหมด 12 ฉบับ</w:t>
+            </w:r>
+            <w:r>
+              <w:rPr>
+                <w:rFonts w:ascii="Arial" w:hAnsi="Arial" w:eastAsia="Arial" w:cs="Tahoma"/>
+                <w:sz w:val="18"/>
+              </w:rPr>
+              <w:t xml:space="preserve"> (Jobs 2-12 + 8b · มติ 2026-09-02): Job 2, 3 (นำเข้า ALLMAP) -&gt; Job 4, 5 (IAS/MIS ผ่าน EAI S3) -&gt; Job 6 (ส่ง STA) + Job 11 (รับกลับจาก STA) -&gt; Job 8, 8b (สร้างเอกสาร + เปิด workflow) -&gt; Job 7, 9 (sync เข้าเอกสาร) -&gt; Job 10, 12 (watchdog + เตือนงานค้าง) · </w:t>
+            </w:r>
+            <w:r>
+              <w:rPr>
+                <w:rFonts w:ascii="Arial" w:hAnsi="Arial" w:eastAsia="Arial" w:cs="Tahoma"/>
+                <w:b/>
+                <w:sz w:val="18"/>
+              </w:rPr>
+              <w:t>ไม่ถือ Database Structure / Data Migration / Workflow Engine Definition แล้ว</w:t>
+            </w:r>
+            <w:r>
+              <w:rPr>
+                <w:rFonts w:ascii="Arial" w:hAnsi="Arial" w:eastAsia="Arial" w:cs="Tahoma"/>
+                <w:sz w:val="18"/>
+              </w:rPr>
+              <w:t xml:space="preserve"> (ย้ายออกเมื่อ 2026-09-02 · ลดภาระจาก 309 เหลือ 211 ชม. (−98 ชม.) · </w:t>
+            </w:r>
+            <w:r>
+              <w:rPr>
+                <w:rFonts w:ascii="Arial" w:hAnsi="Arial" w:eastAsia="Arial" w:cs="Tahoma"/>
+                <w:b/>
+                <w:sz w:val="18"/>
+              </w:rPr>
+              <w:t>แต่ยังเกินกรอบ 4 สัปดาห์อยู่ 41 ชม.</w:t>
+            </w:r>
+            <w:r>
+              <w:rPr>
+                <w:rFonts w:ascii="Arial" w:hAnsi="Arial" w:eastAsia="Arial" w:cs="Tahoma"/>
+                <w:sz w:val="18"/>
+              </w:rPr>
+              <w:t xml:space="preserve"> = 5.0 สัปดาห์ — ยังต้องกระจาย job ออกไปอีกหรือเลื่อนกำหนดส่ง ดูข้อค้างใน </w:t>
+            </w:r>
+            <w:r>
+              <w:rPr>
+                <w:rFonts w:ascii="Arial" w:hAnsi="Arial" w:eastAsia="Arial" w:cs="Tahoma"/>
+                <w:color w:val="8A3324"/>
+                <w:sz w:val="18"/>
+              </w:rPr>
+              <w:t>DECISIONS รอตัดสินใจ</w:t>
+            </w:r>
+            <w:r>
+              <w:rPr>
+                <w:rFonts w:ascii="Arial" w:hAnsi="Arial" w:eastAsia="Arial" w:cs="Tahoma"/>
+                <w:sz w:val="18"/>
+              </w:rPr>
+              <w:t>)</w:t>
             </w:r>
           </w:p>
         </w:tc>
@@ -8315,7 +8439,7 @@
                 <w:rFonts w:ascii="Arial" w:hAnsi="Arial" w:eastAsia="Arial" w:cs="Tahoma"/>
                 <w:sz w:val="18"/>
               </w:rPr>
-              <w:t>14</w:t>
+              <w:t>8</w:t>
             </w:r>
           </w:p>
         </w:tc>
@@ -8365,7 +8489,50 @@
                 <w:rFonts w:ascii="Arial" w:hAnsi="Arial" w:eastAsia="Arial" w:cs="Tahoma"/>
                 <w:sz w:val="18"/>
               </w:rPr>
-              <w:t>Interface tracking และ pending ACK APIs (3 เส้น), Job runner guard และ application log, Notification adapter ผ่าน @gosoft-sbp/email-lib, STA ACK callback</w:t>
+              <w:t xml:space="preserve">Interface tracking และรายการค้างส่ง APIs (2 เส้น · </w:t>
+            </w:r>
+            <w:r>
+              <w:rPr>
+                <w:rFonts w:ascii="Courier New" w:hAnsi="Courier New" w:eastAsia="Courier New" w:cs="Tahoma"/>
+                <w:sz w:val="18"/>
+              </w:rPr>
+              <w:t>/tracking</w:t>
+            </w:r>
+            <w:r>
+              <w:rPr>
+                <w:rFonts w:ascii="Arial" w:hAnsi="Arial" w:eastAsia="Arial" w:cs="Tahoma"/>
+                <w:sz w:val="18"/>
+              </w:rPr>
+              <w:t xml:space="preserve"> · </w:t>
+            </w:r>
+            <w:r>
+              <w:rPr>
+                <w:rFonts w:ascii="Courier New" w:hAnsi="Courier New" w:eastAsia="Courier New" w:cs="Tahoma"/>
+                <w:sz w:val="18"/>
+              </w:rPr>
+              <w:t>/pending-ack</w:t>
+            </w:r>
+            <w:r>
+              <w:rPr>
+                <w:rFonts w:ascii="Arial" w:hAnsi="Arial" w:eastAsia="Arial" w:cs="Tahoma"/>
+                <w:sz w:val="18"/>
+              </w:rPr>
+              <w:t xml:space="preserve">), Notification adapter ผ่าน @gosoft-sbp/email-lib, </w:t>
+            </w:r>
+            <w:r>
+              <w:rPr>
+                <w:rFonts w:ascii="Arial" w:hAnsi="Arial" w:eastAsia="Arial" w:cs="Tahoma"/>
+                <w:b/>
+                <w:sz w:val="18"/>
+              </w:rPr>
+              <w:t>ไม่มี STA ACK callback</w:t>
+            </w:r>
+            <w:r>
+              <w:rPr>
+                <w:rFonts w:ascii="Arial" w:hAnsi="Arial" w:eastAsia="Arial" w:cs="Tahoma"/>
+                <w:sz w:val="18"/>
+              </w:rPr>
+              <w:t xml:space="preserve"> — ตัดเมื่อ 2026-09-08 (ข้อ 2.13) เพราะสเปก STA ไม่มี ACK แบบ HTTP, ไม่มี Batch Job Admin API และไม่มี inbound endpoint ของ SRM</w:t>
             </w:r>
           </w:p>
         </w:tc>
@@ -8562,7 +8729,7 @@
                 <w:rFonts w:ascii="Arial" w:hAnsi="Arial" w:eastAsia="Arial" w:cs="Tahoma"/>
                 <w:sz w:val="18"/>
               </w:rPr>
-              <w:t>14</w:t>
+              <w:t>15</w:t>
             </w:r>
           </w:p>
         </w:tc>
@@ -8692,7 +8859,7 @@
                 <w:rFonts w:ascii="Arial" w:hAnsi="Arial" w:eastAsia="Arial" w:cs="Tahoma"/>
                 <w:sz w:val="18"/>
               </w:rPr>
-              <w:t>10</w:t>
+              <w:t>9</w:t>
             </w:r>
           </w:p>
         </w:tc>
@@ -8822,7 +8989,7 @@
                 <w:rFonts w:ascii="Arial" w:hAnsi="Arial" w:eastAsia="Arial" w:cs="Tahoma"/>
                 <w:sz w:val="18"/>
               </w:rPr>
-              <w:t>14</w:t>
+              <w:t>13</w:t>
             </w:r>
           </w:p>
         </w:tc>
@@ -8952,7 +9119,7 @@
                 <w:rFonts w:ascii="Arial" w:hAnsi="Arial" w:eastAsia="Arial" w:cs="Tahoma"/>
                 <w:sz w:val="18"/>
               </w:rPr>
-              <w:t>16</w:t>
+              <w:t>13</w:t>
             </w:r>
           </w:p>
         </w:tc>
@@ -9082,7 +9249,7 @@
                 <w:rFonts w:ascii="Arial" w:hAnsi="Arial" w:eastAsia="Arial" w:cs="Tahoma"/>
                 <w:sz w:val="18"/>
               </w:rPr>
-              <w:t>26</w:t>
+              <w:t>24</w:t>
             </w:r>
           </w:p>
         </w:tc>
@@ -9212,7 +9379,7 @@
                 <w:rFonts w:ascii="Arial" w:hAnsi="Arial" w:eastAsia="Arial" w:cs="Tahoma"/>
                 <w:sz w:val="18"/>
               </w:rPr>
-              <w:t>10</w:t>
+              <w:t>9</w:t>
             </w:r>
           </w:p>
         </w:tc>
@@ -9342,7 +9509,7 @@
                 <w:rFonts w:ascii="Arial" w:hAnsi="Arial" w:eastAsia="Arial" w:cs="Tahoma"/>
                 <w:sz w:val="18"/>
               </w:rPr>
-              <w:t>18</w:t>
+              <w:t>17</w:t>
             </w:r>
           </w:p>
         </w:tc>
@@ -9472,7 +9639,7 @@
                 <w:rFonts w:ascii="Arial" w:hAnsi="Arial" w:eastAsia="Arial" w:cs="Tahoma"/>
                 <w:sz w:val="18"/>
               </w:rPr>
-              <w:t>22</w:t>
+              <w:t>21</w:t>
             </w:r>
           </w:p>
         </w:tc>
@@ -9602,7 +9769,7 @@
                 <w:rFonts w:ascii="Arial" w:hAnsi="Arial" w:eastAsia="Arial" w:cs="Tahoma"/>
                 <w:sz w:val="18"/>
               </w:rPr>
-              <w:t>11</w:t>
+              <w:t>10</w:t>
             </w:r>
           </w:p>
         </w:tc>
@@ -9732,7 +9899,7 @@
                 <w:rFonts w:ascii="Arial" w:hAnsi="Arial" w:eastAsia="Arial" w:cs="Tahoma"/>
                 <w:sz w:val="18"/>
               </w:rPr>
-              <w:t>8</w:t>
+              <w:t>6</w:t>
             </w:r>
           </w:p>
         </w:tc>
@@ -9808,6 +9975,266 @@
                 <w:sz w:val="18"/>
               </w:rPr>
               <w:t>LLDD-BE-Job-10-NotifyNoReceiveData.pdf</w:t>
+            </w:r>
+          </w:p>
+        </w:tc>
+      </w:tr>
+      <w:tr>
+        <w:trPr>
+          <w:cantSplit/>
+        </w:trPr>
+        <w:tc>
+          <w:tcPr>
+            <w:tcW w:type="dxa" w:w="2016"/>
+            <w:vAlign w:val="center"/>
+          </w:tcPr>
+          <w:p>
+            <w:pPr>
+              <w:keepLines/>
+              <w:spacing w:after="0"/>
+            </w:pPr>
+            <w:r>
+              <w:rPr>
+                <w:rFonts w:ascii="Arial" w:hAnsi="Arial" w:eastAsia="Arial" w:cs="Tahoma"/>
+                <w:sz w:val="18"/>
+              </w:rPr>
+            </w:r>
+            <w:r>
+              <w:rPr>
+                <w:rFonts w:ascii="Arial" w:hAnsi="Arial" w:eastAsia="Arial" w:cs="Tahoma"/>
+                <w:sz w:val="18"/>
+              </w:rPr>
+              <w:t>Job 11 ConsumeStaCompensate</w:t>
+            </w:r>
+          </w:p>
+        </w:tc>
+        <w:tc>
+          <w:tcPr>
+            <w:tcW w:type="dxa" w:w="2016"/>
+            <w:vAlign w:val="center"/>
+          </w:tcPr>
+          <w:p>
+            <w:pPr>
+              <w:keepLines/>
+              <w:spacing w:after="0"/>
+            </w:pPr>
+            <w:r>
+              <w:rPr>
+                <w:rFonts w:ascii="Arial" w:hAnsi="Arial" w:eastAsia="Arial" w:cs="Tahoma"/>
+                <w:sz w:val="18"/>
+              </w:rPr>
+            </w:r>
+            <w:r>
+              <w:rPr>
+                <w:rFonts w:ascii="Arial" w:hAnsi="Arial" w:eastAsia="Arial" w:cs="Tahoma"/>
+                <w:sz w:val="18"/>
+              </w:rPr>
+              <w:t>12</w:t>
+            </w:r>
+          </w:p>
+        </w:tc>
+        <w:tc>
+          <w:tcPr>
+            <w:tcW w:type="dxa" w:w="2016"/>
+            <w:vAlign w:val="center"/>
+          </w:tcPr>
+          <w:p>
+            <w:pPr>
+              <w:keepLines/>
+              <w:spacing w:after="0"/>
+            </w:pPr>
+            <w:r>
+              <w:rPr>
+                <w:rFonts w:ascii="Arial" w:hAnsi="Arial" w:eastAsia="Arial" w:cs="Tahoma"/>
+                <w:sz w:val="18"/>
+              </w:rPr>
+            </w:r>
+            <w:r>
+              <w:rPr>
+                <w:rFonts w:ascii="Arial" w:hAnsi="Arial" w:eastAsia="Arial" w:cs="Tahoma"/>
+                <w:sz w:val="18"/>
+              </w:rPr>
+              <w:t>5</w:t>
+            </w:r>
+          </w:p>
+        </w:tc>
+        <w:tc>
+          <w:tcPr>
+            <w:tcW w:type="dxa" w:w="2016"/>
+            <w:vAlign w:val="center"/>
+          </w:tcPr>
+          <w:p>
+            <w:pPr>
+              <w:keepLines/>
+              <w:spacing w:after="0"/>
+            </w:pPr>
+            <w:r>
+              <w:rPr>
+                <w:rFonts w:ascii="Arial" w:hAnsi="Arial" w:eastAsia="Arial" w:cs="Tahoma"/>
+                <w:sz w:val="18"/>
+              </w:rPr>
+            </w:r>
+            <w:r>
+              <w:rPr>
+                <w:rFonts w:ascii="Arial" w:hAnsi="Arial" w:eastAsia="Arial" w:cs="Tahoma"/>
+                <w:sz w:val="18"/>
+              </w:rPr>
+              <w:t>Aphiwit &lt;Bank&gt; Khammoon</w:t>
+            </w:r>
+          </w:p>
+        </w:tc>
+        <w:tc>
+          <w:tcPr>
+            <w:tcW w:type="dxa" w:w="2016"/>
+            <w:vAlign w:val="center"/>
+          </w:tcPr>
+          <w:p>
+            <w:pPr>
+              <w:keepLines/>
+              <w:spacing w:after="0"/>
+            </w:pPr>
+            <w:r>
+              <w:rPr>
+                <w:rFonts w:ascii="Arial" w:hAnsi="Arial" w:eastAsia="Arial" w:cs="Tahoma"/>
+                <w:sz w:val="18"/>
+              </w:rPr>
+            </w:r>
+            <w:r>
+              <w:rPr>
+                <w:rFonts w:ascii="Arial" w:hAnsi="Arial" w:eastAsia="Arial" w:cs="Tahoma"/>
+                <w:sz w:val="18"/>
+              </w:rPr>
+              <w:t>LLDD-BE-Job-11-ConsumeStaCompensate.pdf</w:t>
+            </w:r>
+          </w:p>
+        </w:tc>
+      </w:tr>
+      <w:tr>
+        <w:trPr>
+          <w:cantSplit/>
+        </w:trPr>
+        <w:tc>
+          <w:tcPr>
+            <w:tcW w:type="dxa" w:w="2016"/>
+            <w:vAlign w:val="center"/>
+          </w:tcPr>
+          <w:p>
+            <w:pPr>
+              <w:keepLines/>
+              <w:spacing w:after="0"/>
+            </w:pPr>
+            <w:r>
+              <w:rPr>
+                <w:rFonts w:ascii="Arial" w:hAnsi="Arial" w:eastAsia="Arial" w:cs="Tahoma"/>
+                <w:sz w:val="18"/>
+              </w:rPr>
+            </w:r>
+            <w:r>
+              <w:rPr>
+                <w:rFonts w:ascii="Arial" w:hAnsi="Arial" w:eastAsia="Arial" w:cs="Tahoma"/>
+                <w:sz w:val="18"/>
+              </w:rPr>
+              <w:t>Job 12 NotifyPendingWork</w:t>
+            </w:r>
+          </w:p>
+        </w:tc>
+        <w:tc>
+          <w:tcPr>
+            <w:tcW w:type="dxa" w:w="2016"/>
+            <w:vAlign w:val="center"/>
+          </w:tcPr>
+          <w:p>
+            <w:pPr>
+              <w:keepLines/>
+              <w:spacing w:after="0"/>
+            </w:pPr>
+            <w:r>
+              <w:rPr>
+                <w:rFonts w:ascii="Arial" w:hAnsi="Arial" w:eastAsia="Arial" w:cs="Tahoma"/>
+                <w:sz w:val="18"/>
+              </w:rPr>
+            </w:r>
+            <w:r>
+              <w:rPr>
+                <w:rFonts w:ascii="Arial" w:hAnsi="Arial" w:eastAsia="Arial" w:cs="Tahoma"/>
+                <w:sz w:val="18"/>
+              </w:rPr>
+              <w:t>10</w:t>
+            </w:r>
+          </w:p>
+        </w:tc>
+        <w:tc>
+          <w:tcPr>
+            <w:tcW w:type="dxa" w:w="2016"/>
+            <w:vAlign w:val="center"/>
+          </w:tcPr>
+          <w:p>
+            <w:pPr>
+              <w:keepLines/>
+              <w:spacing w:after="0"/>
+            </w:pPr>
+            <w:r>
+              <w:rPr>
+                <w:rFonts w:ascii="Arial" w:hAnsi="Arial" w:eastAsia="Arial" w:cs="Tahoma"/>
+                <w:sz w:val="18"/>
+              </w:rPr>
+            </w:r>
+            <w:r>
+              <w:rPr>
+                <w:rFonts w:ascii="Arial" w:hAnsi="Arial" w:eastAsia="Arial" w:cs="Tahoma"/>
+                <w:sz w:val="18"/>
+              </w:rPr>
+              <w:t>7</w:t>
+            </w:r>
+          </w:p>
+        </w:tc>
+        <w:tc>
+          <w:tcPr>
+            <w:tcW w:type="dxa" w:w="2016"/>
+            <w:vAlign w:val="center"/>
+          </w:tcPr>
+          <w:p>
+            <w:pPr>
+              <w:keepLines/>
+              <w:spacing w:after="0"/>
+            </w:pPr>
+            <w:r>
+              <w:rPr>
+                <w:rFonts w:ascii="Arial" w:hAnsi="Arial" w:eastAsia="Arial" w:cs="Tahoma"/>
+                <w:sz w:val="18"/>
+              </w:rPr>
+            </w:r>
+            <w:r>
+              <w:rPr>
+                <w:rFonts w:ascii="Arial" w:hAnsi="Arial" w:eastAsia="Arial" w:cs="Tahoma"/>
+                <w:sz w:val="18"/>
+              </w:rPr>
+              <w:t>Aphiwit &lt;Bank&gt; Khammoon</w:t>
+            </w:r>
+          </w:p>
+        </w:tc>
+        <w:tc>
+          <w:tcPr>
+            <w:tcW w:type="dxa" w:w="2016"/>
+            <w:vAlign w:val="center"/>
+          </w:tcPr>
+          <w:p>
+            <w:pPr>
+              <w:keepLines/>
+              <w:spacing w:after="0"/>
+            </w:pPr>
+            <w:r>
+              <w:rPr>
+                <w:rFonts w:ascii="Arial" w:hAnsi="Arial" w:eastAsia="Arial" w:cs="Tahoma"/>
+                <w:sz w:val="18"/>
+              </w:rPr>
+            </w:r>
+            <w:r>
+              <w:rPr>
+                <w:rFonts w:ascii="Arial" w:hAnsi="Arial" w:eastAsia="Arial" w:cs="Tahoma"/>
+                <w:sz w:val="18"/>
+              </w:rPr>
+              <w:t>LLDD-BE-Job-12-NotifyPendingWork.pdf</w:t>
             </w:r>
           </w:p>
         </w:tc>
@@ -10603,7 +11030,7 @@
         <w:keepLines/>
       </w:pPr>
       <w:r>
-        <w:t>Detailed BE LLDD per SBP Mall API group and Jobs 2-10 + 8b</w:t>
+        <w:t>Detailed BE LLDD per SBP Mall API group and Jobs 2, 3, 4, 5, 6, 7, 8, 8b, 9, 10, 11, 12 (รวม 12 job)</w:t>
       </w:r>
     </w:p>
     <w:p>

--- a/LLDD/word/LLDD-Main-Index-Phase4-4-3-SBP-Operating-Management.docx
+++ b/LLDD/word/LLDD-Main-Index-Phase4-4-3-SBP-Operating-Management.docx
@@ -6952,7 +6952,7 @@
                 <w:rFonts w:ascii="Arial" w:hAnsi="Arial" w:eastAsia="Arial" w:cs="Tahoma"/>
                 <w:sz w:val="18"/>
               </w:rPr>
-              <w:t>DDL ครบ 20 ตารางของ target schema (โซน A 8 · โซน B 9 · โซน C 3), Index, unique/partial index, check constraint และ FK ที่ต้องมีก่อน SIT, Seed data ที่ต้องมีก่อนเปิดระบบ (sgi_external_factors · sgi_competitors) — decisions ไป seed ที่ common_code ของระบบเดิม (DP-9), สคริปต์ deploy/rollback ต่อ environment และลำดับการรันตาม dependency</w:t>
+              <w:t>DDL ครบ 21 ตารางของ target schema (โซน A 8 · โซน B 9 · โซน C 3), Index, unique/partial index, check constraint และ FK ที่ต้องมีก่อน SIT, Seed data ที่ต้องมีก่อนเปิดระบบ (sgi_external_factors · sgi_competitors) — decisions ไป seed ที่ common_code ของระบบเดิม (DP-9), สคริปต์ deploy/rollback ต่อ environment และลำดับการรันตาม dependency</w:t>
             </w:r>
           </w:p>
         </w:tc>
@@ -7057,7 +7057,7 @@
                 <w:rFonts w:ascii="Arial" w:hAnsi="Arial" w:eastAsia="Arial" w:cs="Tahoma"/>
                 <w:sz w:val="18"/>
               </w:rPr>
-              <w:t>Source-to-target mapping ระดับตาราง/คอลัมน์ (ORA FCS_FRN · MSSQL CPA_FRN_FGI -&gt; 20 ตาราง), การแปลงคีย์: polymorphic TRANSACTION_PK -&gt; typed FK · CompDocumentID -&gt; doc_no · IMPACT_PROCESS_ID -&gt; impact_process_id, แผน cutover เป็นรอบ (dry-run -&gt; delta -&gt; freeze -&gt; final) และ rollback, Reconcile: นับแถว ยอดเงิน และ checksum ต่อโซน</w:t>
+              <w:t>Source-to-target mapping ระดับตาราง/คอลัมน์ (ORA FCS_FRN · MSSQL CPA_FRN_FGI -&gt; 21 ตาราง), การแปลงคีย์: polymorphic TRANSACTION_PK -&gt; typed FK · CompDocumentID -&gt; doc_no · IMPACT_PROCESS_ID -&gt; impact_process_id, แผน cutover เป็นรอบ (dry-run -&gt; delta -&gt; freeze -&gt; final) และ rollback, Reconcile: นับแถว ยอดเงิน และ checksum ต่อโซน</w:t>
             </w:r>
           </w:p>
         </w:tc>

--- a/LLDD/word/LLDD-Main-Index-Phase4-4-3-SBP-Operating-Management.docx
+++ b/LLDD/word/LLDD-Main-Index-Phase4-4-3-SBP-Operating-Management.docx
@@ -4318,10 +4318,10 @@
         <w:rPr>
           <w:b/>
         </w:rPr>
-        <w:t>batch job ทั้ง 11 ฉบับ</w:t>
+        <w:t>batch job ทั้ง 12 ฉบับ</w:t>
       </w:r>
       <w:r>
-        <w:t xml:space="preserve"> (Job 2, 3, 4, 5, 6, 7, 8, 9, 10, 12, 8b) 195 ชม. · Vava 145 ชม. · Pete 139 ชม. · lin 123 ชม. · But 108 ชม. · New 103 ชม. · เอกสารฝั่ง Database Structure / Data Migration / Workflow Engine Definition </w:t>
+        <w:t xml:space="preserve"> (Job 2, 3, 4, 5, 6, 7, 8, 9, 10, 11, 12, 8b) 208 ชม. · Vava 145 ชม. · Pete 139 ชม. · lin 123 ชม. · But 108 ชม. · New 103 ชม. · เอกสารฝั่ง Database Structure / Data Migration / Workflow Engine Definition </w:t>
       </w:r>
       <w:r>
         <w:rPr>
@@ -4359,7 +4359,7 @@
         <w:t>170 ชม./คน</w:t>
       </w:r>
       <w:r>
-        <w:t xml:space="preserve"> (ทีม 6 คน = 1020 ชม. เทียบงานจริง 813 ชม.) · 🔴 </w:t>
+        <w:t xml:space="preserve"> (ทีม 6 คน = 1020 ชม. เทียบงานจริง 826 ชม.) · 🔴 </w:t>
       </w:r>
       <w:r>
         <w:rPr>
@@ -4374,10 +4374,10 @@
         <w:rPr>
           <w:b/>
         </w:rPr>
-        <w:t>Bank 195 ชม. = 4.6 สัปดาห์</w:t>
+        <w:t>Bank 208 ชม. = 4.9 สัปดาห์</w:t>
       </w:r>
       <w:r>
-        <w:t xml:space="preserve"> (เกินกรอบ 25 ชม.) — ต้องกระจาย batch job ออกไปหรือเลื่อนกำหนดส่ง (ข้อค้างใน </w:t>
+        <w:t xml:space="preserve"> (เกินกรอบ 38 ชม.) — ต้องกระจาย batch job ออกไปหรือเลื่อนกำหนดส่ง (ข้อค้างใน </w:t>
       </w:r>
       <w:r>
         <w:rPr>
@@ -5151,14 +5151,14 @@
                 <w:b/>
                 <w:sz w:val="18"/>
               </w:rPr>
-              <w:t>195</w:t>
-            </w:r>
-            <w:r>
-              <w:rPr>
-                <w:rFonts w:ascii="Arial" w:hAnsi="Arial" w:eastAsia="Arial" w:cs="Tahoma"/>
-                <w:sz w:val="18"/>
-              </w:rPr>
-              <w:t xml:space="preserve"> (impl 147 + test 48)</w:t>
+              <w:t>208</w:t>
+            </w:r>
+            <w:r>
+              <w:rPr>
+                <w:rFonts w:ascii="Arial" w:hAnsi="Arial" w:eastAsia="Arial" w:cs="Tahoma"/>
+                <w:sz w:val="18"/>
+              </w:rPr>
+              <w:t xml:space="preserve"> (impl 157 + test 51)</w:t>
             </w:r>
           </w:p>
         </w:tc>
@@ -5206,7 +5206,7 @@
                 <w:rFonts w:ascii="Arial" w:hAnsi="Arial" w:eastAsia="Arial" w:cs="Tahoma"/>
                 <w:sz w:val="18"/>
               </w:rPr>
-              <w:t xml:space="preserve"> (ย้ายออกเมื่อ 2026-09-02 · ลดภาระจาก 293 เหลือ 195 ชม. (−98 ชม.) · </w:t>
+              <w:t xml:space="preserve"> (ย้ายออกเมื่อ 2026-09-02 · ลดภาระจาก 306 เหลือ 208 ชม. (−98 ชม.) · </w:t>
             </w:r>
             <w:r>
               <w:rPr>
@@ -5214,14 +5214,14 @@
                 <w:b/>
                 <w:sz w:val="18"/>
               </w:rPr>
-              <w:t>แต่ยังเกินกรอบ 4 สัปดาห์อยู่ 25 ชม.</w:t>
-            </w:r>
-            <w:r>
-              <w:rPr>
-                <w:rFonts w:ascii="Arial" w:hAnsi="Arial" w:eastAsia="Arial" w:cs="Tahoma"/>
-                <w:sz w:val="18"/>
-              </w:rPr>
-              <w:t xml:space="preserve"> = 4.6 สัปดาห์ — ยังต้องกระจาย job ออกไปอีกหรือเลื่อนกำหนดส่ง ดูข้อค้างใน </w:t>
+              <w:t>แต่ยังเกินกรอบ 4 สัปดาห์อยู่ 38 ชม.</w:t>
+            </w:r>
+            <w:r>
+              <w:rPr>
+                <w:rFonts w:ascii="Arial" w:hAnsi="Arial" w:eastAsia="Arial" w:cs="Tahoma"/>
+                <w:sz w:val="18"/>
+              </w:rPr>
+              <w:t xml:space="preserve"> = 4.9 สัปดาห์ — ยังต้องกระจาย job ออกไปอีกหรือเลื่อนกำหนดส่ง ดูข้อค้างใน </w:t>
             </w:r>
             <w:r>
               <w:rPr>
@@ -9977,6 +9977,136 @@
                 <w:sz w:val="18"/>
               </w:rPr>
               <w:t>LLDD-BE-Job-10-NotifyNoReceiveData.pdf</w:t>
+            </w:r>
+          </w:p>
+        </w:tc>
+      </w:tr>
+      <w:tr>
+        <w:trPr>
+          <w:cantSplit/>
+        </w:trPr>
+        <w:tc>
+          <w:tcPr>
+            <w:tcW w:type="dxa" w:w="2016"/>
+            <w:vAlign w:val="center"/>
+          </w:tcPr>
+          <w:p>
+            <w:pPr>
+              <w:keepLines/>
+              <w:spacing w:after="0"/>
+            </w:pPr>
+            <w:r>
+              <w:rPr>
+                <w:rFonts w:ascii="Arial" w:hAnsi="Arial" w:eastAsia="Arial" w:cs="Tahoma"/>
+                <w:sz w:val="18"/>
+              </w:rPr>
+            </w:r>
+            <w:r>
+              <w:rPr>
+                <w:rFonts w:ascii="Arial" w:hAnsi="Arial" w:eastAsia="Arial" w:cs="Tahoma"/>
+                <w:sz w:val="18"/>
+              </w:rPr>
+              <w:t>Job 11 UpdateCompensateFromSTA</w:t>
+            </w:r>
+          </w:p>
+        </w:tc>
+        <w:tc>
+          <w:tcPr>
+            <w:tcW w:type="dxa" w:w="2016"/>
+            <w:vAlign w:val="center"/>
+          </w:tcPr>
+          <w:p>
+            <w:pPr>
+              <w:keepLines/>
+              <w:spacing w:after="0"/>
+            </w:pPr>
+            <w:r>
+              <w:rPr>
+                <w:rFonts w:ascii="Arial" w:hAnsi="Arial" w:eastAsia="Arial" w:cs="Tahoma"/>
+                <w:sz w:val="18"/>
+              </w:rPr>
+            </w:r>
+            <w:r>
+              <w:rPr>
+                <w:rFonts w:ascii="Arial" w:hAnsi="Arial" w:eastAsia="Arial" w:cs="Tahoma"/>
+                <w:sz w:val="18"/>
+              </w:rPr>
+              <w:t>10</w:t>
+            </w:r>
+          </w:p>
+        </w:tc>
+        <w:tc>
+          <w:tcPr>
+            <w:tcW w:type="dxa" w:w="2016"/>
+            <w:vAlign w:val="center"/>
+          </w:tcPr>
+          <w:p>
+            <w:pPr>
+              <w:keepLines/>
+              <w:spacing w:after="0"/>
+            </w:pPr>
+            <w:r>
+              <w:rPr>
+                <w:rFonts w:ascii="Arial" w:hAnsi="Arial" w:eastAsia="Arial" w:cs="Tahoma"/>
+                <w:sz w:val="18"/>
+              </w:rPr>
+            </w:r>
+            <w:r>
+              <w:rPr>
+                <w:rFonts w:ascii="Arial" w:hAnsi="Arial" w:eastAsia="Arial" w:cs="Tahoma"/>
+                <w:sz w:val="18"/>
+              </w:rPr>
+              <w:t>5</w:t>
+            </w:r>
+          </w:p>
+        </w:tc>
+        <w:tc>
+          <w:tcPr>
+            <w:tcW w:type="dxa" w:w="2016"/>
+            <w:vAlign w:val="center"/>
+          </w:tcPr>
+          <w:p>
+            <w:pPr>
+              <w:keepLines/>
+              <w:spacing w:after="0"/>
+            </w:pPr>
+            <w:r>
+              <w:rPr>
+                <w:rFonts w:ascii="Arial" w:hAnsi="Arial" w:eastAsia="Arial" w:cs="Tahoma"/>
+                <w:sz w:val="18"/>
+              </w:rPr>
+            </w:r>
+            <w:r>
+              <w:rPr>
+                <w:rFonts w:ascii="Arial" w:hAnsi="Arial" w:eastAsia="Arial" w:cs="Tahoma"/>
+                <w:sz w:val="18"/>
+              </w:rPr>
+              <w:t>Aphiwit &lt;Bank&gt; Khammoon</w:t>
+            </w:r>
+          </w:p>
+        </w:tc>
+        <w:tc>
+          <w:tcPr>
+            <w:tcW w:type="dxa" w:w="2016"/>
+            <w:vAlign w:val="center"/>
+          </w:tcPr>
+          <w:p>
+            <w:pPr>
+              <w:keepLines/>
+              <w:spacing w:after="0"/>
+            </w:pPr>
+            <w:r>
+              <w:rPr>
+                <w:rFonts w:ascii="Arial" w:hAnsi="Arial" w:eastAsia="Arial" w:cs="Tahoma"/>
+                <w:sz w:val="18"/>
+              </w:rPr>
+            </w:r>
+            <w:r>
+              <w:rPr>
+                <w:rFonts w:ascii="Arial" w:hAnsi="Arial" w:eastAsia="Arial" w:cs="Tahoma"/>
+                <w:sz w:val="18"/>
+              </w:rPr>
+              <w:t>LLDD-BE-Job-11-UpdateCompensateFromSTA.pdf</w:t>
             </w:r>
           </w:p>
         </w:tc>
@@ -10902,7 +11032,7 @@
         <w:keepLines/>
       </w:pPr>
       <w:r>
-        <w:t>Detailed BE LLDD per SBP Mall API group and Jobs 2, 3, 4, 5, 6, 7, 8, 8b, 9, 10, 12 (รวม 11 job)</w:t>
+        <w:t>Detailed BE LLDD per SBP Mall API group and Jobs 2, 3, 4, 5, 6, 7, 8, 8b, 9, 10, 11, 12 (รวม 12 job)</w:t>
       </w:r>
     </w:p>
     <w:p>

--- a/LLDD/word/LLDD-Main-Index-Phase4-4-3-SBP-Operating-Management.docx
+++ b/LLDD/word/LLDD-Main-Index-Phase4-4-3-SBP-Operating-Management.docx
@@ -4318,10 +4318,10 @@
         <w:rPr>
           <w:b/>
         </w:rPr>
-        <w:t>batch job ทั้ง 12 ฉบับ</w:t>
+        <w:t>batch job ทั้ง 11 ฉบับ</w:t>
       </w:r>
       <w:r>
-        <w:t xml:space="preserve"> (Job 2, 3, 4, 5, 6, 7, 8, 9, 10, 11, 12, 8b) 208 ชม. · Vava 145 ชม. · Pete 139 ชม. · lin 123 ชม. · But 108 ชม. · New 103 ชม. · เอกสารฝั่ง Database Structure / Data Migration / Workflow Engine Definition </w:t>
+        <w:t xml:space="preserve"> (Job 2, 3, 4, 5, 6, 7, 8, 9, 10, 12, 8b) 195 ชม. · Vava 145 ชม. · Pete 139 ชม. · lin 123 ชม. · But 108 ชม. · New 103 ชม. · เอกสารฝั่ง Database Structure / Data Migration / Workflow Engine Definition </w:t>
       </w:r>
       <w:r>
         <w:rPr>
@@ -4359,7 +4359,7 @@
         <w:t>170 ชม./คน</w:t>
       </w:r>
       <w:r>
-        <w:t xml:space="preserve"> (ทีม 6 คน = 1020 ชม. เทียบงานจริง 826 ชม.) · 🔴 </w:t>
+        <w:t xml:space="preserve"> (ทีม 6 คน = 1020 ชม. เทียบงานจริง 813 ชม.) · 🔴 </w:t>
       </w:r>
       <w:r>
         <w:rPr>
@@ -4374,10 +4374,10 @@
         <w:rPr>
           <w:b/>
         </w:rPr>
-        <w:t>Bank 208 ชม. = 4.9 สัปดาห์</w:t>
+        <w:t>Bank 195 ชม. = 4.6 สัปดาห์</w:t>
       </w:r>
       <w:r>
-        <w:t xml:space="preserve"> (เกินกรอบ 38 ชม.) — ต้องกระจาย batch job ออกไปหรือเลื่อนกำหนดส่ง (ข้อค้างใน </w:t>
+        <w:t xml:space="preserve"> (เกินกรอบ 25 ชม.) — ต้องกระจาย batch job ออกไปหรือเลื่อนกำหนดส่ง (ข้อค้างใน </w:t>
       </w:r>
       <w:r>
         <w:rPr>
@@ -5151,14 +5151,14 @@
                 <w:b/>
                 <w:sz w:val="18"/>
               </w:rPr>
-              <w:t>208</w:t>
-            </w:r>
-            <w:r>
-              <w:rPr>
-                <w:rFonts w:ascii="Arial" w:hAnsi="Arial" w:eastAsia="Arial" w:cs="Tahoma"/>
-                <w:sz w:val="18"/>
-              </w:rPr>
-              <w:t xml:space="preserve"> (impl 157 + test 51)</w:t>
+              <w:t>195</w:t>
+            </w:r>
+            <w:r>
+              <w:rPr>
+                <w:rFonts w:ascii="Arial" w:hAnsi="Arial" w:eastAsia="Arial" w:cs="Tahoma"/>
+                <w:sz w:val="18"/>
+              </w:rPr>
+              <w:t xml:space="preserve"> (impl 147 + test 48)</w:t>
             </w:r>
           </w:p>
         </w:tc>
@@ -5206,7 +5206,7 @@
                 <w:rFonts w:ascii="Arial" w:hAnsi="Arial" w:eastAsia="Arial" w:cs="Tahoma"/>
                 <w:sz w:val="18"/>
               </w:rPr>
-              <w:t xml:space="preserve"> (ย้ายออกเมื่อ 2026-09-02 · ลดภาระจาก 306 เหลือ 208 ชม. (−98 ชม.) · </w:t>
+              <w:t xml:space="preserve"> (ย้ายออกเมื่อ 2026-09-02 · ลดภาระจาก 293 เหลือ 195 ชม. (−98 ชม.) · </w:t>
             </w:r>
             <w:r>
               <w:rPr>
@@ -5214,14 +5214,14 @@
                 <w:b/>
                 <w:sz w:val="18"/>
               </w:rPr>
-              <w:t>แต่ยังเกินกรอบ 4 สัปดาห์อยู่ 38 ชม.</w:t>
-            </w:r>
-            <w:r>
-              <w:rPr>
-                <w:rFonts w:ascii="Arial" w:hAnsi="Arial" w:eastAsia="Arial" w:cs="Tahoma"/>
-                <w:sz w:val="18"/>
-              </w:rPr>
-              <w:t xml:space="preserve"> = 4.9 สัปดาห์ — ยังต้องกระจาย job ออกไปอีกหรือเลื่อนกำหนดส่ง ดูข้อค้างใน </w:t>
+              <w:t>แต่ยังเกินกรอบ 4 สัปดาห์อยู่ 25 ชม.</w:t>
+            </w:r>
+            <w:r>
+              <w:rPr>
+                <w:rFonts w:ascii="Arial" w:hAnsi="Arial" w:eastAsia="Arial" w:cs="Tahoma"/>
+                <w:sz w:val="18"/>
+              </w:rPr>
+              <w:t xml:space="preserve"> = 4.6 สัปดาห์ — ยังต้องกระจาย job ออกไปอีกหรือเลื่อนกำหนดส่ง ดูข้อค้างใน </w:t>
             </w:r>
             <w:r>
               <w:rPr>
@@ -9977,136 +9977,6 @@
                 <w:sz w:val="18"/>
               </w:rPr>
               <w:t>LLDD-BE-Job-10-NotifyNoReceiveData.pdf</w:t>
-            </w:r>
-          </w:p>
-        </w:tc>
-      </w:tr>
-      <w:tr>
-        <w:trPr>
-          <w:cantSplit/>
-        </w:trPr>
-        <w:tc>
-          <w:tcPr>
-            <w:tcW w:type="dxa" w:w="2016"/>
-            <w:vAlign w:val="center"/>
-          </w:tcPr>
-          <w:p>
-            <w:pPr>
-              <w:keepLines/>
-              <w:spacing w:after="0"/>
-            </w:pPr>
-            <w:r>
-              <w:rPr>
-                <w:rFonts w:ascii="Arial" w:hAnsi="Arial" w:eastAsia="Arial" w:cs="Tahoma"/>
-                <w:sz w:val="18"/>
-              </w:rPr>
-            </w:r>
-            <w:r>
-              <w:rPr>
-                <w:rFonts w:ascii="Arial" w:hAnsi="Arial" w:eastAsia="Arial" w:cs="Tahoma"/>
-                <w:sz w:val="18"/>
-              </w:rPr>
-              <w:t>Job 11 UpdateCompensateFromSTA</w:t>
-            </w:r>
-          </w:p>
-        </w:tc>
-        <w:tc>
-          <w:tcPr>
-            <w:tcW w:type="dxa" w:w="2016"/>
-            <w:vAlign w:val="center"/>
-          </w:tcPr>
-          <w:p>
-            <w:pPr>
-              <w:keepLines/>
-              <w:spacing w:after="0"/>
-            </w:pPr>
-            <w:r>
-              <w:rPr>
-                <w:rFonts w:ascii="Arial" w:hAnsi="Arial" w:eastAsia="Arial" w:cs="Tahoma"/>
-                <w:sz w:val="18"/>
-              </w:rPr>
-            </w:r>
-            <w:r>
-              <w:rPr>
-                <w:rFonts w:ascii="Arial" w:hAnsi="Arial" w:eastAsia="Arial" w:cs="Tahoma"/>
-                <w:sz w:val="18"/>
-              </w:rPr>
-              <w:t>10</w:t>
-            </w:r>
-          </w:p>
-        </w:tc>
-        <w:tc>
-          <w:tcPr>
-            <w:tcW w:type="dxa" w:w="2016"/>
-            <w:vAlign w:val="center"/>
-          </w:tcPr>
-          <w:p>
-            <w:pPr>
-              <w:keepLines/>
-              <w:spacing w:after="0"/>
-            </w:pPr>
-            <w:r>
-              <w:rPr>
-                <w:rFonts w:ascii="Arial" w:hAnsi="Arial" w:eastAsia="Arial" w:cs="Tahoma"/>
-                <w:sz w:val="18"/>
-              </w:rPr>
-            </w:r>
-            <w:r>
-              <w:rPr>
-                <w:rFonts w:ascii="Arial" w:hAnsi="Arial" w:eastAsia="Arial" w:cs="Tahoma"/>
-                <w:sz w:val="18"/>
-              </w:rPr>
-              <w:t>5</w:t>
-            </w:r>
-          </w:p>
-        </w:tc>
-        <w:tc>
-          <w:tcPr>
-            <w:tcW w:type="dxa" w:w="2016"/>
-            <w:vAlign w:val="center"/>
-          </w:tcPr>
-          <w:p>
-            <w:pPr>
-              <w:keepLines/>
-              <w:spacing w:after="0"/>
-            </w:pPr>
-            <w:r>
-              <w:rPr>
-                <w:rFonts w:ascii="Arial" w:hAnsi="Arial" w:eastAsia="Arial" w:cs="Tahoma"/>
-                <w:sz w:val="18"/>
-              </w:rPr>
-            </w:r>
-            <w:r>
-              <w:rPr>
-                <w:rFonts w:ascii="Arial" w:hAnsi="Arial" w:eastAsia="Arial" w:cs="Tahoma"/>
-                <w:sz w:val="18"/>
-              </w:rPr>
-              <w:t>Aphiwit &lt;Bank&gt; Khammoon</w:t>
-            </w:r>
-          </w:p>
-        </w:tc>
-        <w:tc>
-          <w:tcPr>
-            <w:tcW w:type="dxa" w:w="2016"/>
-            <w:vAlign w:val="center"/>
-          </w:tcPr>
-          <w:p>
-            <w:pPr>
-              <w:keepLines/>
-              <w:spacing w:after="0"/>
-            </w:pPr>
-            <w:r>
-              <w:rPr>
-                <w:rFonts w:ascii="Arial" w:hAnsi="Arial" w:eastAsia="Arial" w:cs="Tahoma"/>
-                <w:sz w:val="18"/>
-              </w:rPr>
-            </w:r>
-            <w:r>
-              <w:rPr>
-                <w:rFonts w:ascii="Arial" w:hAnsi="Arial" w:eastAsia="Arial" w:cs="Tahoma"/>
-                <w:sz w:val="18"/>
-              </w:rPr>
-              <w:t>LLDD-BE-Job-11-UpdateCompensateFromSTA.pdf</w:t>
             </w:r>
           </w:p>
         </w:tc>
@@ -11032,7 +10902,7 @@
         <w:keepLines/>
       </w:pPr>
       <w:r>
-        <w:t>Detailed BE LLDD per SBP Mall API group and Jobs 2, 3, 4, 5, 6, 7, 8, 8b, 9, 10, 11, 12 (รวม 12 job)</w:t>
+        <w:t>Detailed BE LLDD per SBP Mall API group and Jobs 2, 3, 4, 5, 6, 7, 8, 8b, 9, 10, 12 (รวม 11 job)</w:t>
       </w:r>
     </w:p>
     <w:p>
